--- a/docs/Laurelshield_Customer_Portal_Help_Guide.docx
+++ b/docs/Laurelshield_Customer_Portal_Help_Guide.docx
@@ -3042,7 +3042,7 @@
       <w:r>
         <w:drawing>
           <wp:inline xmlns:a="http://schemas.openxmlformats.org/drawingml/2006/main" xmlns:pic="http://schemas.openxmlformats.org/drawingml/2006/picture">
-            <wp:extent cx="5760720" cy="3600450"/>
+            <wp:extent cx="5760720" cy="8833104"/>
             <wp:docPr id="9" name="Picture 9"/>
             <wp:cNvGraphicFramePr>
               <a:graphicFrameLocks noChangeAspect="1"/>
@@ -3063,7 +3063,7 @@
                   <pic:spPr>
                     <a:xfrm>
                       <a:off x="0" y="0"/>
-                      <a:ext cx="5760720" cy="3600450"/>
+                      <a:ext cx="5760720" cy="8833104"/>
                     </a:xfrm>
                     <a:prstGeom prst="rect"/>
                     <a:ln w="9525">
@@ -3150,6 +3150,517 @@
                 <w:sz w:val="20"/>
               </w:rPr>
               <w:t>This is not a marketing claim; it is a genuine log. If a broker or carrier tells you they reviewed your evidence before a decision, this is where you can confirm it actually happened, and when.</w:t>
+            </w:r>
+          </w:p>
+        </w:tc>
+      </w:tr>
+    </w:tbl>
+    <w:p>
+      <w:pPr>
+        <w:spacing w:before="0" w:after="80"/>
+      </w:pPr>
+    </w:p>
+    <w:p>
+      <w:r>
+        <w:br w:type="page"/>
+      </w:r>
+    </w:p>
+    <w:p>
+      <w:pPr>
+        <w:spacing w:before="0" w:after="0"/>
+      </w:pPr>
+      <w:r>
+        <w:rPr>
+          <w:rFonts w:ascii="Calibri" w:hAnsi="Calibri"/>
+          <w:b/>
+          <w:i w:val="0"/>
+          <w:color w:val="0E7C86"/>
+          <w:sz w:val="22"/>
+        </w:rPr>
+        <w:t>CHAPTER 10</w:t>
+      </w:r>
+    </w:p>
+    <w:p>
+      <w:pPr>
+        <w:pStyle w:val="Heading1"/>
+      </w:pPr>
+      <w:r>
+        <w:t>10. Account Settings</w:t>
+      </w:r>
+    </w:p>
+    <w:p>
+      <w:pPr>
+        <w:spacing w:before="0" w:after="120"/>
+      </w:pPr>
+      <w:r>
+        <w:rPr>
+          <w:rFonts w:ascii="Calibri" w:hAnsi="Calibri"/>
+          <w:b w:val="0"/>
+          <w:i w:val="0"/>
+          <w:sz w:val="20"/>
+        </w:rPr>
+        <w:t>Manage how you sign in and how the portal looks: appearance, multi-factor authentication, and, if your organization has one, single sign-on. These are personal to your login, not shared settings for your organization.</w:t>
+      </w:r>
+    </w:p>
+    <w:p>
+      <w:pPr>
+        <w:pStyle w:val="Heading3"/>
+      </w:pPr>
+      <w:r>
+        <w:t>What You'll See</w:t>
+      </w:r>
+    </w:p>
+    <w:p>
+      <w:pPr>
+        <w:pStyle w:val="ListBullet"/>
+        <w:spacing w:after="40"/>
+        <w:ind w:left="432"/>
+      </w:pPr>
+      <w:r>
+        <w:rPr>
+          <w:rFonts w:ascii="Calibri" w:hAnsi="Calibri"/>
+          <w:b w:val="0"/>
+          <w:i w:val="0"/>
+          <w:sz w:val="20"/>
+        </w:rPr>
+        <w:t>Appearance: switch between Light and Dark. This is saved to this browser only; it does not sync to other devices or other people at your organization.</w:t>
+      </w:r>
+    </w:p>
+    <w:p>
+      <w:pPr>
+        <w:pStyle w:val="ListBullet"/>
+        <w:spacing w:after="40"/>
+        <w:ind w:left="432"/>
+      </w:pPr>
+      <w:r>
+        <w:rPr>
+          <w:rFonts w:ascii="Calibri" w:hAnsi="Calibri"/>
+          <w:b w:val="0"/>
+          <w:i w:val="0"/>
+          <w:sz w:val="20"/>
+        </w:rPr>
+        <w:t>Multi-Factor Authentication: enable a second factor using any TOTP authenticator app (Microsoft Authenticator, Google Authenticator, 1Password, Authy, and similar), see how many one-time recovery codes you have left, disable MFA, or generate a fresh set of recovery codes.</w:t>
+      </w:r>
+    </w:p>
+    <w:p>
+      <w:pPr>
+        <w:pStyle w:val="ListBullet"/>
+        <w:spacing w:after="40"/>
+        <w:ind w:left="432"/>
+      </w:pPr>
+      <w:r>
+        <w:rPr>
+          <w:rFonts w:ascii="Calibri" w:hAnsi="Calibri"/>
+          <w:b w:val="0"/>
+          <w:i w:val="0"/>
+          <w:sz w:val="20"/>
+        </w:rPr>
+        <w:t>Single Sign-On, shown only for accounts tied to an organization: configure your own identity provider so everyone at your organization can sign in without ever having a Laurelshield password.</w:t>
+      </w:r>
+    </w:p>
+    <w:p>
+      <w:pPr>
+        <w:pStyle w:val="Heading3"/>
+      </w:pPr>
+      <w:r>
+        <w:t>Step by Step</w:t>
+      </w:r>
+    </w:p>
+    <w:p>
+      <w:pPr>
+        <w:pStyle w:val="ListNumber"/>
+        <w:spacing w:after="40"/>
+        <w:ind w:left="432"/>
+      </w:pPr>
+      <w:r>
+        <w:rPr>
+          <w:rFonts w:ascii="Calibri" w:hAnsi="Calibri"/>
+          <w:b w:val="0"/>
+          <w:i w:val="0"/>
+          <w:sz w:val="20"/>
+        </w:rPr>
+        <w:t>Open Account Settings from the gear icon next to "Sign out," top right of every page.</w:t>
+      </w:r>
+    </w:p>
+    <w:p>
+      <w:pPr>
+        <w:pStyle w:val="ListNumber"/>
+        <w:spacing w:after="40"/>
+        <w:ind w:left="432"/>
+      </w:pPr>
+      <w:r>
+        <w:rPr>
+          <w:rFonts w:ascii="Calibri" w:hAnsi="Calibri"/>
+          <w:b w:val="0"/>
+          <w:i w:val="0"/>
+          <w:sz w:val="20"/>
+        </w:rPr>
+        <w:t>Under Appearance, click Light or Dark. The whole portal switches instantly; there is no save button.</w:t>
+      </w:r>
+    </w:p>
+    <w:p>
+      <w:pPr>
+        <w:pStyle w:val="ListNumber"/>
+        <w:spacing w:after="40"/>
+        <w:ind w:left="432"/>
+      </w:pPr>
+      <w:r>
+        <w:rPr>
+          <w:rFonts w:ascii="Calibri" w:hAnsi="Calibri"/>
+          <w:b w:val="0"/>
+          <w:i w:val="0"/>
+          <w:sz w:val="20"/>
+        </w:rPr>
+        <w:t>Under Multi-Factor Authentication, click "Enable MFA," scan the QR code with your authenticator app (or enter the setup key by hand), then type the 6-digit code it generates to confirm.</w:t>
+      </w:r>
+    </w:p>
+    <w:p>
+      <w:pPr>
+        <w:pStyle w:val="ListNumber"/>
+        <w:spacing w:after="40"/>
+        <w:ind w:left="432"/>
+      </w:pPr>
+      <w:r>
+        <w:rPr>
+          <w:rFonts w:ascii="Calibri" w:hAnsi="Calibri"/>
+          <w:b w:val="0"/>
+          <w:i w:val="0"/>
+          <w:sz w:val="20"/>
+        </w:rPr>
+        <w:t>Immediately after enabling MFA, save the 10 recovery codes shown on screen somewhere safe, for example a password manager. Each one signs you in exactly once if you ever lose access to your authenticator app.</w:t>
+      </w:r>
+    </w:p>
+    <w:p>
+      <w:pPr>
+        <w:pStyle w:val="ListNumber"/>
+        <w:spacing w:after="40"/>
+        <w:ind w:left="432"/>
+      </w:pPr>
+      <w:r>
+        <w:rPr>
+          <w:rFonts w:ascii="Calibri" w:hAnsi="Calibri"/>
+          <w:b w:val="0"/>
+          <w:i w:val="0"/>
+          <w:sz w:val="20"/>
+        </w:rPr>
+        <w:t>If your organization runs its own identity provider, fill in Single Sign-On: your email domain, issuer URL, client ID, and client secret, then click "Test Configuration" to confirm Laurelshield can actually reach it before saving.</w:t>
+      </w:r>
+    </w:p>
+    <w:p>
+      <w:pPr>
+        <w:pStyle w:val="Heading3"/>
+      </w:pPr>
+      <w:r>
+        <w:t>On Screen</w:t>
+      </w:r>
+    </w:p>
+    <w:p>
+      <w:pPr>
+        <w:spacing w:before="120" w:after="40"/>
+        <w:jc w:val="center"/>
+      </w:pPr>
+      <w:r>
+        <w:drawing>
+          <wp:inline xmlns:a="http://schemas.openxmlformats.org/drawingml/2006/main" xmlns:pic="http://schemas.openxmlformats.org/drawingml/2006/picture">
+            <wp:extent cx="5760720" cy="3600450"/>
+            <wp:docPr id="10" name="Picture 10"/>
+            <wp:cNvGraphicFramePr>
+              <a:graphicFrameLocks noChangeAspect="1"/>
+            </wp:cNvGraphicFramePr>
+            <a:graphic>
+              <a:graphicData uri="http://schemas.openxmlformats.org/drawingml/2006/picture">
+                <pic:pic>
+                  <pic:nvPicPr>
+                    <pic:cNvPr id="0" name="11-account-settings.png"/>
+                    <pic:cNvPicPr/>
+                  </pic:nvPicPr>
+                  <pic:blipFill>
+                    <a:blip r:embed="rId18"/>
+                    <a:stretch>
+                      <a:fillRect/>
+                    </a:stretch>
+                  </pic:blipFill>
+                  <pic:spPr>
+                    <a:xfrm>
+                      <a:off x="0" y="0"/>
+                      <a:ext cx="5760720" cy="3600450"/>
+                    </a:xfrm>
+                    <a:prstGeom prst="rect"/>
+                    <a:ln w="9525">
+                      <a:solidFill>
+                        <a:srgbClr val="B7C2CC"/>
+                      </a:solidFill>
+                    </a:ln>
+                  </pic:spPr>
+                </pic:pic>
+              </a:graphicData>
+            </a:graphic>
+          </wp:inline>
+        </w:drawing>
+      </w:r>
+    </w:p>
+    <w:p>
+      <w:pPr>
+        <w:spacing w:before="60" w:after="200"/>
+        <w:jc w:val="center"/>
+      </w:pPr>
+      <w:r>
+        <w:rPr>
+          <w:rFonts w:ascii="Calibri" w:hAnsi="Calibri"/>
+          <w:b w:val="0"/>
+          <w:i/>
+          <w:color w:val="5A5A5A"/>
+          <w:sz w:val="17"/>
+        </w:rPr>
+        <w:t>Figure 10.1: The Account Settings screen, shown here for a fully verified demo tenant (ABC Manufacturing Ltd.).</w:t>
+      </w:r>
+    </w:p>
+    <w:p>
+      <w:pPr>
+        <w:spacing w:before="120" w:after="40"/>
+        <w:jc w:val="center"/>
+      </w:pPr>
+      <w:r>
+        <w:drawing>
+          <wp:inline xmlns:a="http://schemas.openxmlformats.org/drawingml/2006/main" xmlns:pic="http://schemas.openxmlformats.org/drawingml/2006/picture">
+            <wp:extent cx="5760720" cy="3884486"/>
+            <wp:docPr id="11" name="Picture 11"/>
+            <wp:cNvGraphicFramePr>
+              <a:graphicFrameLocks noChangeAspect="1"/>
+            </wp:cNvGraphicFramePr>
+            <a:graphic>
+              <a:graphicData uri="http://schemas.openxmlformats.org/drawingml/2006/picture">
+                <pic:pic>
+                  <pic:nvPicPr>
+                    <pic:cNvPr id="0" name="12-dark-mode.png"/>
+                    <pic:cNvPicPr/>
+                  </pic:nvPicPr>
+                  <pic:blipFill>
+                    <a:blip r:embed="rId19"/>
+                    <a:stretch>
+                      <a:fillRect/>
+                    </a:stretch>
+                  </pic:blipFill>
+                  <pic:spPr>
+                    <a:xfrm>
+                      <a:off x="0" y="0"/>
+                      <a:ext cx="5760720" cy="3884486"/>
+                    </a:xfrm>
+                    <a:prstGeom prst="rect"/>
+                    <a:ln w="9525">
+                      <a:solidFill>
+                        <a:srgbClr val="B7C2CC"/>
+                      </a:solidFill>
+                    </a:ln>
+                  </pic:spPr>
+                </pic:pic>
+              </a:graphicData>
+            </a:graphic>
+          </wp:inline>
+        </w:drawing>
+      </w:r>
+    </w:p>
+    <w:p>
+      <w:pPr>
+        <w:spacing w:before="60" w:after="200"/>
+        <w:jc w:val="center"/>
+      </w:pPr>
+      <w:r>
+        <w:rPr>
+          <w:rFonts w:ascii="Calibri" w:hAnsi="Calibri"/>
+          <w:b w:val="0"/>
+          <w:i/>
+          <w:color w:val="5A5A5A"/>
+          <w:sz w:val="17"/>
+        </w:rPr>
+        <w:t>Figure 10.2: The Overview screen in Dark mode, switched on from Account Settings. Every heading, stat, badge, and link remains fully legible against the near-black background.</w:t>
+      </w:r>
+    </w:p>
+    <w:tbl>
+      <w:tblPr>
+        <w:tblW w:type="auto" w:w="0"/>
+        <w:jc w:val="center"/>
+        <w:tblLook w:firstColumn="1" w:firstRow="1" w:lastColumn="0" w:lastRow="0" w:noHBand="0" w:noVBand="1" w:val="04A0"/>
+      </w:tblPr>
+      <w:tblGrid>
+        <w:gridCol w:w="9648"/>
+      </w:tblGrid>
+      <w:tr>
+        <w:tc>
+          <w:tcPr>
+            <w:tcW w:type="dxa" w:w="9648"/>
+            <w:shd w:val="clear" w:color="auto" w:fill="FFF6E0"/>
+            <w:tcMar>
+              <w:top w:w="100" w:type="dxa"/>
+              <w:bottom w:w="100" w:type="dxa"/>
+              <w:start w:w="160" w:type="dxa"/>
+              <w:end w:w="160" w:type="dxa"/>
+            </w:tcMar>
+            <w:tcBorders>
+              <w:left w:val="single" w:sz="26" w:space="0" w:color="C48A00"/>
+              <w:top w:val="single" w:sz="4" w:space="0" w:color="D8DEE4"/>
+              <w:bottom w:val="single" w:sz="4" w:space="0" w:color="D8DEE4"/>
+              <w:right w:val="single" w:sz="4" w:space="0" w:color="D8DEE4"/>
+            </w:tcBorders>
+          </w:tcPr>
+          <w:p>
+            <w:pPr>
+              <w:spacing w:before="0" w:after="60"/>
+            </w:pPr>
+            <w:r/>
+            <w:r>
+              <w:rPr>
+                <w:rFonts w:ascii="Calibri" w:hAnsi="Calibri"/>
+                <w:b/>
+                <w:i w:val="0"/>
+                <w:color w:val="6B4E00"/>
+                <w:sz w:val="21"/>
+              </w:rPr>
+              <w:t>KEY POINT</w:t>
+            </w:r>
+          </w:p>
+          <w:p>
+            <w:pPr>
+              <w:spacing w:before="0" w:after="40"/>
+            </w:pPr>
+            <w:r>
+              <w:rPr>
+                <w:rFonts w:ascii="Calibri" w:hAnsi="Calibri"/>
+                <w:b w:val="0"/>
+                <w:i w:val="0"/>
+                <w:sz w:val="20"/>
+              </w:rPr>
+              <w:t>Single sign-on signs in an existing Laurelshield account matched by email address; it does not create new accounts or grant roles by itself. Who has an account at all, and what role they hold, is still decided separately when the account is provisioned.</w:t>
+            </w:r>
+          </w:p>
+        </w:tc>
+      </w:tr>
+    </w:tbl>
+    <w:p>
+      <w:pPr>
+        <w:spacing w:before="0" w:after="80"/>
+      </w:pPr>
+    </w:p>
+    <w:tbl>
+      <w:tblPr>
+        <w:tblW w:type="auto" w:w="0"/>
+        <w:jc w:val="center"/>
+        <w:tblLook w:firstColumn="1" w:firstRow="1" w:lastColumn="0" w:lastRow="0" w:noHBand="0" w:noVBand="1" w:val="04A0"/>
+      </w:tblPr>
+      <w:tblGrid>
+        <w:gridCol w:w="9648"/>
+      </w:tblGrid>
+      <w:tr>
+        <w:tc>
+          <w:tcPr>
+            <w:tcW w:type="dxa" w:w="9648"/>
+            <w:shd w:val="clear" w:color="auto" w:fill="FBE9E7"/>
+            <w:tcMar>
+              <w:top w:w="100" w:type="dxa"/>
+              <w:bottom w:w="100" w:type="dxa"/>
+              <w:start w:w="160" w:type="dxa"/>
+              <w:end w:w="160" w:type="dxa"/>
+            </w:tcMar>
+            <w:tcBorders>
+              <w:left w:val="single" w:sz="26" w:space="0" w:color="9B1C1C"/>
+              <w:top w:val="single" w:sz="4" w:space="0" w:color="D8DEE4"/>
+              <w:bottom w:val="single" w:sz="4" w:space="0" w:color="D8DEE4"/>
+              <w:right w:val="single" w:sz="4" w:space="0" w:color="D8DEE4"/>
+            </w:tcBorders>
+          </w:tcPr>
+          <w:p>
+            <w:pPr>
+              <w:spacing w:before="0" w:after="60"/>
+            </w:pPr>
+            <w:r/>
+            <w:r>
+              <w:rPr>
+                <w:rFonts w:ascii="Calibri" w:hAnsi="Calibri"/>
+                <w:b/>
+                <w:i w:val="0"/>
+                <w:color w:val="7A1616"/>
+                <w:sz w:val="21"/>
+              </w:rPr>
+              <w:t>COMPLIANCE WARNING</w:t>
+            </w:r>
+          </w:p>
+          <w:p>
+            <w:pPr>
+              <w:spacing w:before="0" w:after="40"/>
+            </w:pPr>
+            <w:r>
+              <w:rPr>
+                <w:rFonts w:ascii="Calibri" w:hAnsi="Calibri"/>
+                <w:b w:val="0"/>
+                <w:i w:val="0"/>
+                <w:sz w:val="20"/>
+              </w:rPr>
+              <w:t>Recovery codes and the MFA setup key are shown only once, at the moment they are generated. If you lose them and also lose your authenticator device, an administrator will need to help you back into your account.</w:t>
+            </w:r>
+          </w:p>
+        </w:tc>
+      </w:tr>
+    </w:tbl>
+    <w:p>
+      <w:pPr>
+        <w:spacing w:before="0" w:after="80"/>
+      </w:pPr>
+    </w:p>
+    <w:tbl>
+      <w:tblPr>
+        <w:tblW w:type="auto" w:w="0"/>
+        <w:jc w:val="center"/>
+        <w:tblLook w:firstColumn="1" w:firstRow="1" w:lastColumn="0" w:lastRow="0" w:noHBand="0" w:noVBand="1" w:val="04A0"/>
+      </w:tblPr>
+      <w:tblGrid>
+        <w:gridCol w:w="9648"/>
+      </w:tblGrid>
+      <w:tr>
+        <w:tc>
+          <w:tcPr>
+            <w:tcW w:type="dxa" w:w="9648"/>
+            <w:shd w:val="clear" w:color="auto" w:fill="ECF3EC"/>
+            <w:tcMar>
+              <w:top w:w="100" w:type="dxa"/>
+              <w:bottom w:w="100" w:type="dxa"/>
+              <w:start w:w="160" w:type="dxa"/>
+              <w:end w:w="160" w:type="dxa"/>
+            </w:tcMar>
+            <w:tcBorders>
+              <w:left w:val="single" w:sz="26" w:space="0" w:color="1B5E20"/>
+              <w:top w:val="single" w:sz="4" w:space="0" w:color="D8DEE4"/>
+              <w:bottom w:val="single" w:sz="4" w:space="0" w:color="D8DEE4"/>
+              <w:right w:val="single" w:sz="4" w:space="0" w:color="D8DEE4"/>
+            </w:tcBorders>
+          </w:tcPr>
+          <w:p>
+            <w:pPr>
+              <w:spacing w:before="0" w:after="60"/>
+            </w:pPr>
+            <w:r/>
+            <w:r>
+              <w:rPr>
+                <w:rFonts w:ascii="Calibri" w:hAnsi="Calibri"/>
+                <w:b/>
+                <w:i w:val="0"/>
+                <w:color w:val="14431A"/>
+                <w:sz w:val="21"/>
+              </w:rPr>
+              <w:t>TIP</w:t>
+            </w:r>
+          </w:p>
+          <w:p>
+            <w:pPr>
+              <w:spacing w:before="0" w:after="40"/>
+            </w:pPr>
+            <w:r>
+              <w:rPr>
+                <w:rFonts w:ascii="Calibri" w:hAnsi="Calibri"/>
+                <w:b w:val="0"/>
+                <w:i w:val="0"/>
+                <w:sz w:val="20"/>
+              </w:rPr>
+              <w:t>Enabling MFA is one of the highest-value five minutes you can spend in this portal: it protects the same login that can issue, share, and revoke your organization's Cyber Risk Passport.</w:t>
             </w:r>
           </w:p>
         </w:tc>
@@ -3295,7 +3806,7 @@
       </w:pPr>
     </w:p>
     <w:sectPr>
-      <w:footerReference w:type="default" r:id="rId18"/>
+      <w:footerReference w:type="default" r:id="rId20"/>
       <w:pgSz w:w="12240" w:h="15840"/>
       <w:pgMar w:top="1296" w:right="1296" w:bottom="1296" w:left="1296" w:header="720" w:footer="720" w:gutter="0"/>
       <w:cols w:space="720"/>
